--- a/docs/ISO27001/ZAZ-12-01_Revize_a_hodnoceni_dodavatelu.docx
+++ b/docs/ISO27001/ZAZ-12-01_Revize_a_hodnoceni_dodavatelu.docx
@@ -419,7 +419,7 @@
                 <w:sz w:val="20"/>
                 <w:szCs w:val="20"/>
               </w:rPr>
-              <w:t xml:space="preserve">Mísa (ISMS) + Marti (smluvní)</w:t>
+              <w:t xml:space="preserve">Michaela Hladíková (ISMS) + Marti Pašek (smluvní)</w:t>
             </w:r>
           </w:p>
         </w:tc>
@@ -2369,7 +2369,7 @@
                 <w:sz w:val="20"/>
                 <w:szCs w:val="20"/>
               </w:rPr>
-              <w:t xml:space="preserve">Doporučení / akce (odpovídá: Mísa + Marti)</w:t>
+              <w:t xml:space="preserve">Doporučení / akce (odpovídá: Michaela Hladíková + Marti Pašek)</w:t>
             </w:r>
           </w:p>
         </w:tc>
